--- a/public/downloads/2026行動通訊實務競賽-活動切結書(空).docx
+++ b/public/downloads/2026行動通訊實務競賽-活動切結書(空).docx
@@ -33,7 +33,7 @@
           <w:sz w:val="30"/>
           <w:szCs w:val="30"/>
         </w:rPr>
-        <w:t>5</w:t>
+        <w:t>6</w:t>
       </w:r>
       <w:r>
         <w:rPr>
@@ -3496,7 +3496,7 @@
         </w:numPr>
         <w:spacing w:before="240" w:after="240" w:line="240" w:lineRule="auto"/>
         <w:rPr>
-          <w:rFonts w:ascii="標楷體" w:eastAsia="標楷體" w:hAnsi="標楷體" w:hint="eastAsia"/>
+          <w:rFonts w:ascii="標楷體" w:eastAsia="標楷體" w:hAnsi="標楷體"/>
         </w:rPr>
       </w:pPr>
       <w:bookmarkStart w:id="7" w:name="_Hlk155705524"/>

--- a/public/downloads/2026行動通訊實務競賽-活動切結書(空).docx
+++ b/public/downloads/2026行動通訊實務競賽-活動切結書(空).docx
@@ -1413,23 +1413,16 @@
     <w:p>
       <w:pPr>
         <w:rPr>
-          <w:rFonts w:ascii="Times New Roman" w:eastAsia="標楷體" w:hAnsi="Times New Roman" w:cs="Times New Roman"/>
-          <w:color w:val="000000"/>
-        </w:rPr>
-      </w:pPr>
-      <w:r>
-        <w:rPr>
-          <w:rFonts w:ascii="Times New Roman" w:eastAsia="標楷體" w:hAnsi="Times New Roman" w:cs="Times New Roman"/>
-          <w:color w:val="000000"/>
-        </w:rPr>
-        <w:t>隊</w:t>
-      </w:r>
-      <w:r>
-        <w:rPr>
-          <w:rFonts w:ascii="Times New Roman" w:eastAsia="標楷體" w:hAnsi="Times New Roman" w:cs="Times New Roman" w:hint="eastAsia"/>
-          <w:color w:val="000000"/>
-        </w:rPr>
-        <w:t>長</w:t>
+          <w:rFonts w:ascii="Times New Roman" w:eastAsia="標楷體" w:hAnsi="Times New Roman" w:cs="Times New Roman" w:hint="eastAsia"/>
+          <w:color w:val="000000"/>
+        </w:rPr>
+      </w:pPr>
+      <w:r>
+        <w:rPr>
+          <w:rFonts w:ascii="Times New Roman" w:eastAsia="標楷體" w:hAnsi="Times New Roman" w:cs="Times New Roman" w:hint="eastAsia"/>
+          <w:color w:val="000000"/>
+        </w:rPr>
+        <w:t>指導教師</w:t>
       </w:r>
       <w:r>
         <w:rPr>
@@ -1492,7 +1485,7 @@
           <w:rFonts w:ascii="Times New Roman" w:eastAsia="標楷體" w:hAnsi="Times New Roman" w:cs="Times New Roman"/>
           <w:color w:val="000000"/>
         </w:rPr>
-        <w:t>_____________________+___________________</w:t>
+        <w:t>___________________+___________________</w:t>
       </w:r>
     </w:p>
     <w:p>
@@ -1507,14 +1500,14 @@
           <w:rFonts w:ascii="Times New Roman" w:eastAsia="標楷體" w:hAnsi="Times New Roman" w:cs="Times New Roman"/>
           <w:color w:val="000000"/>
         </w:rPr>
-        <w:t>隊員</w:t>
-      </w:r>
-      <w:r>
-        <w:rPr>
-          <w:rFonts w:ascii="Times New Roman" w:eastAsia="標楷體" w:hAnsi="Times New Roman" w:cs="Times New Roman" w:hint="eastAsia"/>
-          <w:color w:val="000000"/>
-        </w:rPr>
-        <w:t>1</w:t>
+        <w:t>隊</w:t>
+      </w:r>
+      <w:r>
+        <w:rPr>
+          <w:rFonts w:ascii="Times New Roman" w:eastAsia="標楷體" w:hAnsi="Times New Roman" w:cs="Times New Roman" w:hint="eastAsia"/>
+          <w:color w:val="000000"/>
+        </w:rPr>
+        <w:t>長</w:t>
       </w:r>
       <w:r>
         <w:rPr>
@@ -1599,7 +1592,7 @@
           <w:rFonts w:ascii="Times New Roman" w:eastAsia="標楷體" w:hAnsi="Times New Roman" w:cs="Times New Roman" w:hint="eastAsia"/>
           <w:color w:val="000000"/>
         </w:rPr>
-        <w:t>2</w:t>
+        <w:t>1</w:t>
       </w:r>
       <w:r>
         <w:rPr>
@@ -1684,7 +1677,7 @@
           <w:rFonts w:ascii="Times New Roman" w:eastAsia="標楷體" w:hAnsi="Times New Roman" w:cs="Times New Roman" w:hint="eastAsia"/>
           <w:color w:val="000000"/>
         </w:rPr>
-        <w:t>3</w:t>
+        <w:t>2</w:t>
       </w:r>
       <w:r>
         <w:rPr>
@@ -1751,6 +1744,12 @@
       </w:r>
     </w:p>
     <w:p>
+      <w:pPr>
+        <w:rPr>
+          <w:rFonts w:ascii="Times New Roman" w:eastAsia="標楷體" w:hAnsi="Times New Roman" w:cs="Times New Roman"/>
+          <w:color w:val="000000"/>
+        </w:rPr>
+      </w:pPr>
       <w:r>
         <w:rPr>
           <w:rFonts w:ascii="Times New Roman" w:eastAsia="標楷體" w:hAnsi="Times New Roman" w:cs="Times New Roman"/>
@@ -1763,7 +1762,7 @@
           <w:rFonts w:ascii="Times New Roman" w:eastAsia="標楷體" w:hAnsi="Times New Roman" w:cs="Times New Roman" w:hint="eastAsia"/>
           <w:color w:val="000000"/>
         </w:rPr>
-        <w:t>4</w:t>
+        <w:t>3</w:t>
       </w:r>
       <w:r>
         <w:rPr>
@@ -1842,7 +1841,7 @@
           <w:rFonts w:ascii="Times New Roman" w:eastAsia="標楷體" w:hAnsi="Times New Roman" w:cs="Times New Roman" w:hint="eastAsia"/>
           <w:color w:val="000000"/>
         </w:rPr>
-        <w:t>5</w:t>
+        <w:t>4</w:t>
       </w:r>
       <w:r>
         <w:rPr>
@@ -1909,12 +1908,83 @@
       </w:r>
     </w:p>
     <w:p>
-      <w:pPr>
-        <w:rPr>
-          <w:rFonts w:ascii="Times New Roman" w:eastAsia="標楷體" w:hAnsi="Times New Roman" w:cs="Times New Roman"/>
-          <w:color w:val="000000"/>
-        </w:rPr>
-      </w:pPr>
+      <w:r>
+        <w:rPr>
+          <w:rFonts w:ascii="Times New Roman" w:eastAsia="標楷體" w:hAnsi="Times New Roman" w:cs="Times New Roman"/>
+          <w:color w:val="000000"/>
+        </w:rPr>
+        <w:t>隊員</w:t>
+      </w:r>
+      <w:r>
+        <w:rPr>
+          <w:rFonts w:ascii="Times New Roman" w:eastAsia="標楷體" w:hAnsi="Times New Roman" w:cs="Times New Roman" w:hint="eastAsia"/>
+          <w:color w:val="000000"/>
+        </w:rPr>
+        <w:t>5</w:t>
+      </w:r>
+      <w:r>
+        <w:rPr>
+          <w:rFonts w:ascii="Times New Roman" w:eastAsia="標楷體" w:hAnsi="Times New Roman" w:cs="Times New Roman"/>
+          <w:color w:val="000000"/>
+        </w:rPr>
+        <w:t>(</w:t>
+      </w:r>
+      <w:r>
+        <w:rPr>
+          <w:rFonts w:ascii="Times New Roman" w:eastAsia="標楷體" w:hAnsi="Times New Roman" w:cs="Times New Roman"/>
+          <w:color w:val="000000"/>
+        </w:rPr>
+        <w:t>請簽名</w:t>
+      </w:r>
+      <w:r>
+        <w:rPr>
+          <w:rFonts w:ascii="Times New Roman" w:eastAsia="標楷體" w:hAnsi="Times New Roman" w:cs="Times New Roman"/>
+          <w:color w:val="000000"/>
+        </w:rPr>
+        <w:t>+</w:t>
+      </w:r>
+      <w:r>
+        <w:rPr>
+          <w:rFonts w:ascii="Times New Roman" w:eastAsia="標楷體" w:hAnsi="Times New Roman" w:cs="Times New Roman"/>
+          <w:color w:val="000000"/>
+        </w:rPr>
+        <w:t>學校</w:t>
+      </w:r>
+      <w:r>
+        <w:rPr>
+          <w:rFonts w:ascii="Times New Roman" w:eastAsia="標楷體" w:hAnsi="Times New Roman" w:cs="Times New Roman" w:hint="eastAsia"/>
+          <w:color w:val="000000"/>
+        </w:rPr>
+        <w:t>/</w:t>
+      </w:r>
+      <w:r>
+        <w:rPr>
+          <w:rFonts w:ascii="Times New Roman" w:eastAsia="標楷體" w:hAnsi="Times New Roman" w:cs="Times New Roman" w:hint="eastAsia"/>
+          <w:color w:val="000000"/>
+        </w:rPr>
+        <w:t>系所</w:t>
+      </w:r>
+      <w:r>
+        <w:rPr>
+          <w:rFonts w:ascii="Times New Roman" w:eastAsia="標楷體" w:hAnsi="Times New Roman" w:cs="Times New Roman"/>
+          <w:color w:val="000000"/>
+        </w:rPr>
+        <w:t>)</w:t>
+      </w:r>
+      <w:r>
+        <w:rPr>
+          <w:rFonts w:ascii="Times New Roman" w:eastAsia="標楷體" w:hAnsi="Times New Roman" w:cs="Times New Roman"/>
+          <w:color w:val="000000"/>
+        </w:rPr>
+        <w:t>：</w:t>
+      </w:r>
+      <w:r>
+        <w:rPr>
+          <w:rFonts w:ascii="Times New Roman" w:eastAsia="標楷體" w:hAnsi="Times New Roman" w:cs="Times New Roman"/>
+          <w:color w:val="000000"/>
+        </w:rPr>
+        <w:t>_____________________+___________________</w:t>
+      </w:r>
     </w:p>
     <w:p>
       <w:pPr>
@@ -1923,66 +1993,74 @@
           <w:color w:val="000000"/>
         </w:rPr>
       </w:pPr>
-      <w:r>
-        <w:rPr>
-          <w:rFonts w:ascii="Times New Roman" w:eastAsia="標楷體" w:hAnsi="Times New Roman" w:cs="Times New Roman"/>
-          <w:color w:val="000000"/>
-        </w:rPr>
-        <w:t>簽署日期：中華民國</w:t>
-      </w:r>
-      <w:r>
-        <w:rPr>
-          <w:rFonts w:ascii="Times New Roman" w:eastAsia="標楷體" w:hAnsi="Times New Roman" w:cs="Times New Roman"/>
-          <w:color w:val="000000"/>
-        </w:rPr>
-        <w:t xml:space="preserve">     </w:t>
-      </w:r>
-      <w:r>
-        <w:rPr>
-          <w:rFonts w:ascii="Times New Roman" w:eastAsia="標楷體" w:hAnsi="Times New Roman" w:cs="Times New Roman"/>
-          <w:color w:val="000000"/>
-        </w:rPr>
-        <w:t>年</w:t>
-      </w:r>
-      <w:r>
-        <w:rPr>
-          <w:rFonts w:ascii="Times New Roman" w:eastAsia="標楷體" w:hAnsi="Times New Roman" w:cs="Times New Roman"/>
-          <w:color w:val="000000"/>
-        </w:rPr>
-        <w:t xml:space="preserve">     </w:t>
-      </w:r>
-      <w:r>
-        <w:rPr>
-          <w:rFonts w:ascii="Times New Roman" w:eastAsia="標楷體" w:hAnsi="Times New Roman" w:cs="Times New Roman"/>
-          <w:color w:val="000000"/>
-        </w:rPr>
-        <w:t>月</w:t>
-      </w:r>
-      <w:r>
-        <w:rPr>
-          <w:rFonts w:ascii="Times New Roman" w:eastAsia="標楷體" w:hAnsi="Times New Roman" w:cs="Times New Roman"/>
-          <w:color w:val="000000"/>
-        </w:rPr>
-        <w:t xml:space="preserve">     </w:t>
-      </w:r>
-      <w:r>
-        <w:rPr>
-          <w:rFonts w:ascii="Times New Roman" w:eastAsia="標楷體" w:hAnsi="Times New Roman" w:cs="Times New Roman"/>
-          <w:color w:val="000000"/>
-        </w:rPr>
-        <w:t>日</w:t>
-      </w:r>
-      <w:bookmarkEnd w:id="1"/>
-      <w:r>
-        <w:rPr>
-          <w:rFonts w:ascii="Times New Roman" w:eastAsia="標楷體" w:hAnsi="Times New Roman" w:cs="Times New Roman"/>
-          <w:color w:val="000000"/>
-        </w:rPr>
-        <w:br w:type="page"/>
-      </w:r>
     </w:p>
     <w:p>
       <w:pPr>
+        <w:rPr>
+          <w:rFonts w:ascii="Times New Roman" w:eastAsia="標楷體" w:hAnsi="Times New Roman" w:cs="Times New Roman"/>
+          <w:color w:val="000000"/>
+        </w:rPr>
+      </w:pPr>
+      <w:r>
+        <w:rPr>
+          <w:rFonts w:ascii="Times New Roman" w:eastAsia="標楷體" w:hAnsi="Times New Roman" w:cs="Times New Roman"/>
+          <w:color w:val="000000"/>
+        </w:rPr>
+        <w:t>簽署日期：中華民國</w:t>
+      </w:r>
+      <w:r>
+        <w:rPr>
+          <w:rFonts w:ascii="Times New Roman" w:eastAsia="標楷體" w:hAnsi="Times New Roman" w:cs="Times New Roman"/>
+          <w:color w:val="000000"/>
+        </w:rPr>
+        <w:t xml:space="preserve">     </w:t>
+      </w:r>
+      <w:r>
+        <w:rPr>
+          <w:rFonts w:ascii="Times New Roman" w:eastAsia="標楷體" w:hAnsi="Times New Roman" w:cs="Times New Roman"/>
+          <w:color w:val="000000"/>
+        </w:rPr>
+        <w:t>年</w:t>
+      </w:r>
+      <w:r>
+        <w:rPr>
+          <w:rFonts w:ascii="Times New Roman" w:eastAsia="標楷體" w:hAnsi="Times New Roman" w:cs="Times New Roman"/>
+          <w:color w:val="000000"/>
+        </w:rPr>
+        <w:t xml:space="preserve">     </w:t>
+      </w:r>
+      <w:r>
+        <w:rPr>
+          <w:rFonts w:ascii="Times New Roman" w:eastAsia="標楷體" w:hAnsi="Times New Roman" w:cs="Times New Roman"/>
+          <w:color w:val="000000"/>
+        </w:rPr>
+        <w:t>月</w:t>
+      </w:r>
+      <w:r>
+        <w:rPr>
+          <w:rFonts w:ascii="Times New Roman" w:eastAsia="標楷體" w:hAnsi="Times New Roman" w:cs="Times New Roman"/>
+          <w:color w:val="000000"/>
+        </w:rPr>
+        <w:t xml:space="preserve">     </w:t>
+      </w:r>
+      <w:r>
+        <w:rPr>
+          <w:rFonts w:ascii="Times New Roman" w:eastAsia="標楷體" w:hAnsi="Times New Roman" w:cs="Times New Roman"/>
+          <w:color w:val="000000"/>
+        </w:rPr>
+        <w:t>日</w:t>
+      </w:r>
+      <w:bookmarkEnd w:id="1"/>
+      <w:r>
+        <w:rPr>
+          <w:rFonts w:ascii="Times New Roman" w:eastAsia="標楷體" w:hAnsi="Times New Roman" w:cs="Times New Roman"/>
+          <w:color w:val="000000"/>
+        </w:rPr>
+        <w:br w:type="page"/>
+      </w:r>
+    </w:p>
+    <w:p>
+      <w:pPr>
         <w:pStyle w:val="a4"/>
         <w:rPr>
           <w:rFonts w:ascii="Times New Roman" w:hAnsi="Times New Roman" w:cs="Times New Roman"/>
@@ -2059,26 +2137,44 @@
     <w:p>
       <w:pPr>
         <w:spacing w:beforeLines="100" w:before="240" w:line="240" w:lineRule="auto"/>
-        <w:ind w:leftChars="-118" w:left="-283"/>
-        <w:jc w:val="both"/>
-        <w:rPr>
-          <w:rFonts w:ascii="Times New Roman" w:eastAsia="標楷體" w:hAnsi="Times New Roman" w:cs="Times New Roman"/>
-          <w:color w:val="000000"/>
-          <w:sz w:val="28"/>
-          <w:szCs w:val="28"/>
-        </w:rPr>
-      </w:pPr>
-      <w:r>
-        <w:rPr>
-          <w:rFonts w:ascii="Times New Roman" w:eastAsia="標楷體" w:hAnsi="Times New Roman" w:cs="Times New Roman" w:hint="eastAsia"/>
-          <w:color w:val="000000"/>
-        </w:rPr>
-        <w:t>如學生證正反面無</w:t>
-      </w:r>
-      <w:r>
-        <w:rPr>
-          <w:rFonts w:ascii="Times New Roman" w:eastAsia="標楷體" w:hAnsi="Times New Roman" w:cs="Times New Roman" w:hint="eastAsia"/>
-          <w:color w:val="000000"/>
+        <w:rPr>
+          <w:rFonts w:ascii="Times New Roman" w:eastAsia="標楷體" w:hAnsi="Times New Roman" w:cs="Times New Roman"/>
+          <w:color w:val="000000"/>
+        </w:rPr>
+      </w:pPr>
+      <w:r>
+        <w:rPr>
+          <w:rFonts w:ascii="Times New Roman" w:eastAsia="標楷體" w:hAnsi="Times New Roman" w:cs="Times New Roman" w:hint="eastAsia"/>
+          <w:color w:val="000000"/>
+          <w:sz w:val="22"/>
+          <w:szCs w:val="22"/>
+        </w:rPr>
+        <w:t>如學生證正</w:t>
+      </w:r>
+      <w:r>
+        <w:rPr>
+          <w:rFonts w:ascii="Times New Roman" w:eastAsia="標楷體" w:hAnsi="Times New Roman" w:cs="Times New Roman" w:hint="eastAsia"/>
+          <w:color w:val="000000"/>
+          <w:sz w:val="22"/>
+          <w:szCs w:val="22"/>
+        </w:rPr>
+        <w:t>、</w:t>
+      </w:r>
+      <w:r>
+        <w:rPr>
+          <w:rFonts w:ascii="Times New Roman" w:eastAsia="標楷體" w:hAnsi="Times New Roman" w:cs="Times New Roman" w:hint="eastAsia"/>
+          <w:color w:val="000000"/>
+          <w:sz w:val="22"/>
+          <w:szCs w:val="22"/>
+        </w:rPr>
+        <w:t>反面無</w:t>
+      </w:r>
+      <w:r>
+        <w:rPr>
+          <w:rFonts w:ascii="Times New Roman" w:eastAsia="標楷體" w:hAnsi="Times New Roman" w:cs="Times New Roman" w:hint="eastAsia"/>
+          <w:color w:val="000000"/>
+          <w:sz w:val="22"/>
+          <w:szCs w:val="22"/>
         </w:rPr>
         <w:t>11</w:t>
       </w:r>
@@ -2086,6 +2182,8 @@
         <w:rPr>
           <w:rFonts w:ascii="Times New Roman" w:eastAsia="標楷體" w:hAnsi="Times New Roman" w:cs="Times New Roman" w:hint="eastAsia"/>
           <w:color w:val="000000"/>
+          <w:sz w:val="22"/>
+          <w:szCs w:val="22"/>
         </w:rPr>
         <w:t>4</w:t>
       </w:r>
@@ -2093,6 +2191,8 @@
         <w:rPr>
           <w:rFonts w:ascii="Times New Roman" w:eastAsia="標楷體" w:hAnsi="Times New Roman" w:cs="Times New Roman" w:hint="eastAsia"/>
           <w:color w:val="000000"/>
+          <w:sz w:val="22"/>
+          <w:szCs w:val="22"/>
         </w:rPr>
         <w:t>年</w:t>
       </w:r>
@@ -2100,6 +2200,8 @@
         <w:rPr>
           <w:rFonts w:ascii="Times New Roman" w:eastAsia="標楷體" w:hAnsi="Times New Roman" w:cs="Times New Roman" w:hint="eastAsia"/>
           <w:color w:val="000000"/>
+          <w:sz w:val="22"/>
+          <w:szCs w:val="22"/>
         </w:rPr>
         <w:t>下</w:t>
       </w:r>
@@ -2107,22 +2209,10 @@
         <w:rPr>
           <w:rFonts w:ascii="Times New Roman" w:eastAsia="標楷體" w:hAnsi="Times New Roman" w:cs="Times New Roman" w:hint="eastAsia"/>
           <w:color w:val="000000"/>
-        </w:rPr>
-        <w:t>學期註冊章，請參賽團隊另提供學校註冊組的</w:t>
-      </w:r>
-      <w:r>
-        <w:rPr>
-          <w:rFonts w:ascii="Times New Roman" w:eastAsia="標楷體" w:hAnsi="Times New Roman" w:cs="Times New Roman" w:hint="eastAsia"/>
-          <w:color w:val="000000"/>
-        </w:rPr>
-        <w:t>在學證明</w:t>
-      </w:r>
-      <w:r>
-        <w:rPr>
-          <w:rFonts w:ascii="Times New Roman" w:eastAsia="標楷體" w:hAnsi="Times New Roman" w:cs="Times New Roman" w:hint="eastAsia"/>
-          <w:color w:val="000000"/>
-        </w:rPr>
-        <w:t>。</w:t>
+          <w:sz w:val="22"/>
+          <w:szCs w:val="22"/>
+        </w:rPr>
+        <w:t>學期註冊章，請參賽團隊另提供學校註冊組的在學證明。</w:t>
       </w:r>
     </w:p>
     <w:tbl>
@@ -3309,14 +3399,12 @@
         <w:spacing w:before="240" w:after="240" w:line="240" w:lineRule="auto"/>
         <w:rPr>
           <w:rFonts w:ascii="Times New Roman" w:eastAsia="標楷體" w:hAnsi="Times New Roman" w:cs="Times New Roman"/>
-          <w:color w:val="000000"/>
         </w:rPr>
       </w:pPr>
       <w:proofErr w:type="gramStart"/>
       <w:r>
         <w:rPr>
           <w:rFonts w:ascii="Times New Roman" w:eastAsia="標楷體" w:hAnsi="Times New Roman" w:cs="Times New Roman" w:hint="eastAsia"/>
-          <w:color w:val="000000"/>
         </w:rPr>
         <w:t>＊</w:t>
       </w:r>
@@ -3324,7 +3412,6 @@
       <w:r>
         <w:rPr>
           <w:rFonts w:ascii="Times New Roman" w:eastAsia="標楷體" w:hAnsi="Times New Roman" w:cs="Times New Roman" w:hint="eastAsia"/>
-          <w:color w:val="000000"/>
         </w:rPr>
         <w:t>備註：</w:t>
       </w:r>
@@ -3337,15 +3424,14 @@
           <w:numId w:val="11"/>
         </w:numPr>
         <w:spacing w:before="240" w:after="240" w:line="240" w:lineRule="auto"/>
+        <w:contextualSpacing/>
         <w:rPr>
           <w:rFonts w:ascii="標楷體" w:eastAsia="標楷體" w:hAnsi="標楷體" w:cs="Times New Roman"/>
-          <w:color w:val="000000"/>
         </w:rPr>
       </w:pPr>
       <w:r>
         <w:rPr>
           <w:rFonts w:ascii="標楷體" w:eastAsia="標楷體" w:hAnsi="標楷體" w:cs="Times New Roman"/>
-          <w:color w:val="000000"/>
         </w:rPr>
         <w:t>請將此</w:t>
       </w:r>
@@ -3353,7 +3439,6 @@
       <w:r>
         <w:rPr>
           <w:rFonts w:ascii="標楷體" w:eastAsia="標楷體" w:hAnsi="標楷體" w:cs="Times New Roman"/>
-          <w:color w:val="000000"/>
         </w:rPr>
         <w:t>文件親簽</w:t>
       </w:r>
@@ -3361,130 +3446,88 @@
       <w:r>
         <w:rPr>
           <w:rFonts w:ascii="標楷體" w:eastAsia="標楷體" w:hAnsi="標楷體" w:cs="Times New Roman"/>
-          <w:color w:val="000000"/>
         </w:rPr>
         <w:t>，並掃描</w:t>
       </w:r>
       <w:r>
         <w:rPr>
           <w:rFonts w:ascii="標楷體" w:eastAsia="標楷體" w:hAnsi="標楷體" w:cs="Times New Roman" w:hint="eastAsia"/>
-          <w:color w:val="000000"/>
-        </w:rPr>
-        <w:t>此文件</w:t>
+        </w:rPr>
+        <w:t>此文件另</w:t>
+      </w:r>
+      <w:r>
+        <w:rPr>
+          <w:rFonts w:ascii="標楷體" w:eastAsia="標楷體" w:hAnsi="標楷體" w:cs="Times New Roman"/>
+        </w:rPr>
+        <w:t>存為</w:t>
+      </w:r>
+      <w:r>
+        <w:rPr>
+          <w:rFonts w:ascii="Times New Roman" w:eastAsia="標楷體" w:hAnsi="Times New Roman" w:cs="Times New Roman"/>
+        </w:rPr>
+        <w:t>PDF</w:t>
+      </w:r>
+      <w:r>
+        <w:rPr>
+          <w:rFonts w:ascii="Times New Roman" w:eastAsia="標楷體" w:hAnsi="Times New Roman" w:cs="Times New Roman" w:hint="eastAsia"/>
+        </w:rPr>
+        <w:t>檔案上傳，檔名存為</w:t>
+      </w:r>
+      <w:r>
+        <w:rPr>
+          <w:rFonts w:ascii="標楷體" w:eastAsia="標楷體" w:hAnsi="標楷體" w:cs="Times New Roman"/>
+        </w:rPr>
+        <w:t>：</w:t>
       </w:r>
       <w:r>
         <w:rPr>
           <w:rFonts w:ascii="標楷體" w:eastAsia="標楷體" w:hAnsi="標楷體" w:cs="Times New Roman" w:hint="eastAsia"/>
-          <w:color w:val="000000"/>
-        </w:rPr>
-        <w:t>另</w:t>
+        </w:rPr>
+        <w:t>競賽主題-團隊</w:t>
       </w:r>
       <w:r>
         <w:rPr>
           <w:rFonts w:ascii="標楷體" w:eastAsia="標楷體" w:hAnsi="標楷體" w:cs="Times New Roman"/>
-          <w:color w:val="000000"/>
-        </w:rPr>
-        <w:t>存為</w:t>
-      </w:r>
-      <w:r>
-        <w:rPr>
-          <w:rFonts w:ascii="Times New Roman" w:eastAsia="標楷體" w:hAnsi="Times New Roman" w:cs="Times New Roman"/>
-          <w:color w:val="000000"/>
-        </w:rPr>
-        <w:t>PDF</w:t>
-      </w:r>
-      <w:r>
-        <w:rPr>
-          <w:rFonts w:ascii="Times New Roman" w:eastAsia="標楷體" w:hAnsi="Times New Roman" w:cs="Times New Roman" w:hint="eastAsia"/>
-          <w:color w:val="000000"/>
-        </w:rPr>
-        <w:t>檔案上傳，檔名存為</w:t>
+        </w:rPr>
+        <w:t>名稱</w:t>
       </w:r>
       <w:r>
         <w:rPr>
           <w:rFonts w:ascii="標楷體" w:eastAsia="標楷體" w:hAnsi="標楷體" w:cs="Times New Roman"/>
-          <w:color w:val="000000"/>
-        </w:rPr>
-        <w:t>：</w:t>
+        </w:rPr>
+        <w:t>_活動切結書</w:t>
       </w:r>
       <w:r>
         <w:rPr>
           <w:rFonts w:ascii="標楷體" w:eastAsia="標楷體" w:hAnsi="標楷體" w:cs="Times New Roman" w:hint="eastAsia"/>
-          <w:color w:val="000000"/>
-        </w:rPr>
-        <w:t>競賽主題-</w:t>
+        </w:rPr>
+        <w:t>。</w:t>
+      </w:r>
+      <w:r>
+        <w:rPr>
+          <w:rFonts w:ascii="標楷體" w:eastAsia="標楷體" w:hAnsi="標楷體" w:cs="Times New Roman"/>
+        </w:rPr>
+        <w:br/>
       </w:r>
       <w:r>
         <w:rPr>
           <w:rFonts w:ascii="標楷體" w:eastAsia="標楷體" w:hAnsi="標楷體" w:cs="Times New Roman" w:hint="eastAsia"/>
-          <w:color w:val="000000"/>
-        </w:rPr>
-        <w:t>團隊</w:t>
-      </w:r>
-      <w:r>
-        <w:rPr>
-          <w:rFonts w:ascii="標楷體" w:eastAsia="標楷體" w:hAnsi="標楷體" w:cs="Times New Roman"/>
-          <w:color w:val="000000"/>
-        </w:rPr>
-        <w:t>名稱</w:t>
-      </w:r>
-      <w:r>
-        <w:rPr>
-          <w:rFonts w:ascii="標楷體" w:eastAsia="標楷體" w:hAnsi="標楷體" w:cs="Times New Roman"/>
-          <w:color w:val="000000"/>
-        </w:rPr>
-        <w:t>_活動切結書</w:t>
-      </w:r>
+        </w:rPr>
+        <w:t>(檔名範例：智慧節能</w:t>
+      </w:r>
+      <w:proofErr w:type="gramStart"/>
       <w:r>
         <w:rPr>
           <w:rFonts w:ascii="標楷體" w:eastAsia="標楷體" w:hAnsi="標楷體" w:cs="Times New Roman" w:hint="eastAsia"/>
-          <w:color w:val="000000"/>
-        </w:rPr>
-        <w:t>。</w:t>
-      </w:r>
-      <w:r>
-        <w:rPr>
-          <w:rFonts w:ascii="標楷體" w:eastAsia="標楷體" w:hAnsi="標楷體" w:cs="Times New Roman"/>
-          <w:color w:val="000000"/>
-        </w:rPr>
-        <w:br/>
-      </w:r>
+        </w:rPr>
+        <w:t>與物聯網</w:t>
+      </w:r>
+      <w:proofErr w:type="gramEnd"/>
       <w:r>
         <w:rPr>
           <w:rFonts w:ascii="標楷體" w:eastAsia="標楷體" w:hAnsi="標楷體" w:cs="Times New Roman" w:hint="eastAsia"/>
-          <w:color w:val="000000"/>
-        </w:rPr>
-        <w:t>(檔名範例：</w:t>
-      </w:r>
-      <w:r>
-        <w:rPr>
-          <w:rFonts w:ascii="標楷體" w:eastAsia="標楷體" w:hAnsi="標楷體" w:cs="Times New Roman" w:hint="eastAsia"/>
-          <w:color w:val="000000"/>
-        </w:rPr>
-        <w:t>智慧節能</w:t>
-      </w:r>
-      <w:proofErr w:type="gramStart"/>
-      <w:r>
-        <w:rPr>
-          <w:rFonts w:ascii="標楷體" w:eastAsia="標楷體" w:hAnsi="標楷體" w:cs="Times New Roman" w:hint="eastAsia"/>
-          <w:color w:val="000000"/>
-        </w:rPr>
-        <w:t>與物聯網</w:t>
-      </w:r>
-      <w:proofErr w:type="gramEnd"/>
-      <w:r>
-        <w:rPr>
-          <w:rFonts w:ascii="標楷體" w:eastAsia="標楷體" w:hAnsi="標楷體" w:cs="Times New Roman" w:hint="eastAsia"/>
-          <w:color w:val="000000"/>
-        </w:rPr>
-        <w:t>應用組</w:t>
-      </w:r>
-      <w:r>
-        <w:rPr>
-          <w:rFonts w:ascii="標楷體" w:eastAsia="標楷體" w:hAnsi="標楷體" w:cs="Times New Roman" w:hint="eastAsia"/>
-          <w:color w:val="000000"/>
-        </w:rPr>
-        <w:t>-行動通訊_活動切結書.pdf)</w:t>
+        </w:rPr>
+        <w:t>應用組-行動通訊_活動切結書.pdf)</w:t>
       </w:r>
     </w:p>
     <w:p>
@@ -3495,6 +3538,7 @@
           <w:numId w:val="11"/>
         </w:numPr>
         <w:spacing w:before="240" w:after="240" w:line="240" w:lineRule="auto"/>
+        <w:contextualSpacing/>
         <w:rPr>
           <w:rFonts w:ascii="標楷體" w:eastAsia="標楷體" w:hAnsi="標楷體"/>
         </w:rPr>
@@ -3504,7 +3548,6 @@
       <w:r>
         <w:rPr>
           <w:rFonts w:ascii="標楷體" w:eastAsia="標楷體" w:hAnsi="標楷體" w:cs="Times New Roman"/>
-          <w:color w:val="000000"/>
         </w:rPr>
         <w:t>報名時</w:t>
       </w:r>
@@ -3512,7 +3555,6 @@
       <w:r>
         <w:rPr>
           <w:rFonts w:ascii="標楷體" w:eastAsia="標楷體" w:hAnsi="標楷體" w:cs="Times New Roman"/>
-          <w:color w:val="000000"/>
         </w:rPr>
         <w:t>請務必將此活動切結書</w:t>
       </w:r>
@@ -3520,37 +3562,258 @@
       <w:r>
         <w:rPr>
           <w:rFonts w:ascii="標楷體" w:eastAsia="標楷體" w:hAnsi="標楷體" w:cs="Times New Roman"/>
-          <w:color w:val="000000"/>
-        </w:rPr>
-        <w:t>隨同報名相關文件上傳至競賽活動網</w:t>
+        </w:rPr>
+        <w:t>隨同報名相關文件上傳至</w:t>
       </w:r>
       <w:r>
         <w:rPr>
           <w:rFonts w:ascii="標楷體" w:eastAsia="標楷體" w:hAnsi="標楷體" w:cs="Times New Roman" w:hint="eastAsia"/>
-          <w:color w:val="000000"/>
-        </w:rPr>
-        <w:t>頁</w:t>
+        </w:rPr>
+        <w:t>下方</w:t>
+      </w:r>
+      <w:r>
+        <w:rPr>
+          <w:rFonts w:ascii="標楷體" w:eastAsia="標楷體" w:hAnsi="標楷體" w:cs="Times New Roman" w:hint="eastAsia"/>
+        </w:rPr>
+        <w:t>表單</w:t>
+      </w:r>
+      <w:r>
+        <w:rPr>
+          <w:rFonts w:ascii="標楷體" w:eastAsia="標楷體" w:hAnsi="標楷體" w:cs="Times New Roman" w:hint="eastAsia"/>
+        </w:rPr>
+        <w:t>連結</w:t>
+      </w:r>
+      <w:r>
+        <w:rPr>
+          <w:rFonts w:ascii="標楷體" w:eastAsia="標楷體" w:hAnsi="標楷體" w:cs="Times New Roman"/>
+        </w:rPr>
+        <w:t>，以正式完成繳件程序。</w:t>
+      </w:r>
+    </w:p>
+    <w:p>
+      <w:pPr>
+        <w:pStyle w:val="af7"/>
+        <w:spacing w:before="240" w:after="240" w:line="240" w:lineRule="exact"/>
+        <w:ind w:left="482"/>
+        <w:contextualSpacing/>
+        <w:rPr>
+          <w:rFonts w:ascii="標楷體" w:eastAsia="標楷體" w:hAnsi="標楷體" w:cs="Times New Roman"/>
+          <w:sz w:val="22"/>
+          <w:szCs w:val="22"/>
+        </w:rPr>
+      </w:pPr>
+      <w:r>
+        <w:rPr>
+          <w:rFonts w:ascii="標楷體" w:eastAsia="標楷體" w:hAnsi="標楷體" w:cs="Times New Roman" w:hint="eastAsia"/>
+          <w:sz w:val="22"/>
+          <w:szCs w:val="22"/>
+        </w:rPr>
+        <w:t>(1)</w:t>
       </w:r>
       <w:hyperlink r:id="rId8" w:history="1">
         <w:r>
           <w:rPr>
             <w:rStyle w:val="af4"/>
+            <w:color w:val="auto"/>
+            <w:sz w:val="22"/>
+            <w:szCs w:val="22"/>
           </w:rPr>
-          <w:t>https://mcpc-2026-nchu.web.app/</w:t>
+          <w:t xml:space="preserve"> </w:t>
+        </w:r>
+        <w:r>
+          <w:rPr>
+            <w:rStyle w:val="af4"/>
+            <w:rFonts w:ascii="標楷體" w:eastAsia="標楷體" w:hAnsi="標楷體" w:cs="Times New Roman"/>
+            <w:color w:val="auto"/>
+            <w:sz w:val="22"/>
+            <w:szCs w:val="22"/>
+          </w:rPr>
+          <w:t>2026行動通訊實務</w:t>
+        </w:r>
+        <w:proofErr w:type="gramStart"/>
+        <w:r>
+          <w:rPr>
+            <w:rStyle w:val="af4"/>
+            <w:rFonts w:ascii="標楷體" w:eastAsia="標楷體" w:hAnsi="標楷體" w:cs="Times New Roman"/>
+            <w:color w:val="auto"/>
+            <w:sz w:val="22"/>
+            <w:szCs w:val="22"/>
+          </w:rPr>
+          <w:t>競賽線上報名</w:t>
+        </w:r>
+        <w:proofErr w:type="gramEnd"/>
+        <w:r>
+          <w:rPr>
+            <w:rStyle w:val="af4"/>
+            <w:rFonts w:ascii="標楷體" w:eastAsia="標楷體" w:hAnsi="標楷體" w:cs="Times New Roman"/>
+            <w:color w:val="auto"/>
+            <w:sz w:val="22"/>
+            <w:szCs w:val="22"/>
+          </w:rPr>
+          <w:t>-智慧節能</w:t>
+        </w:r>
+        <w:proofErr w:type="gramStart"/>
+        <w:r>
+          <w:rPr>
+            <w:rStyle w:val="af4"/>
+            <w:rFonts w:ascii="標楷體" w:eastAsia="標楷體" w:hAnsi="標楷體" w:cs="Times New Roman"/>
+            <w:color w:val="auto"/>
+            <w:sz w:val="22"/>
+            <w:szCs w:val="22"/>
+          </w:rPr>
+          <w:t>與物聯網</w:t>
+        </w:r>
+        <w:proofErr w:type="gramEnd"/>
+        <w:r>
+          <w:rPr>
+            <w:rStyle w:val="af4"/>
+            <w:rFonts w:ascii="標楷體" w:eastAsia="標楷體" w:hAnsi="標楷體" w:cs="Times New Roman"/>
+            <w:color w:val="auto"/>
+            <w:sz w:val="22"/>
+            <w:szCs w:val="22"/>
+          </w:rPr>
+          <w:t>應用組</w:t>
         </w:r>
       </w:hyperlink>
-      <w:r>
+    </w:p>
+    <w:p>
+      <w:pPr>
+        <w:pStyle w:val="af7"/>
+        <w:spacing w:before="240" w:after="240" w:line="240" w:lineRule="exact"/>
+        <w:ind w:left="482"/>
+        <w:contextualSpacing/>
         <w:rPr>
           <w:rFonts w:ascii="標楷體" w:eastAsia="標楷體" w:hAnsi="標楷體" w:cs="Times New Roman"/>
-          <w:color w:val="000000"/>
-        </w:rPr>
-        <w:t>，以正式完成繳件程序。</w:t>
+          <w:sz w:val="22"/>
+          <w:szCs w:val="22"/>
+        </w:rPr>
+      </w:pPr>
+      <w:r>
+        <w:rPr>
+          <w:rFonts w:ascii="標楷體" w:eastAsia="標楷體" w:hAnsi="標楷體" w:cs="Times New Roman" w:hint="eastAsia"/>
+          <w:sz w:val="22"/>
+          <w:szCs w:val="22"/>
+        </w:rPr>
+        <w:t>(2)</w:t>
+      </w:r>
+      <w:r>
+        <w:rPr>
+          <w:sz w:val="22"/>
+          <w:szCs w:val="22"/>
+        </w:rPr>
+        <w:t xml:space="preserve"> </w:t>
+      </w:r>
+      <w:hyperlink r:id="rId9" w:history="1">
+        <w:r>
+          <w:rPr>
+            <w:rStyle w:val="af4"/>
+            <w:rFonts w:ascii="標楷體" w:eastAsia="標楷體" w:hAnsi="標楷體" w:cs="Times New Roman"/>
+            <w:color w:val="auto"/>
+            <w:sz w:val="22"/>
+            <w:szCs w:val="22"/>
+          </w:rPr>
+          <w:t>2026行動通訊實務</w:t>
+        </w:r>
+        <w:proofErr w:type="gramStart"/>
+        <w:r>
+          <w:rPr>
+            <w:rStyle w:val="af4"/>
+            <w:rFonts w:ascii="標楷體" w:eastAsia="標楷體" w:hAnsi="標楷體" w:cs="Times New Roman"/>
+            <w:color w:val="auto"/>
+            <w:sz w:val="22"/>
+            <w:szCs w:val="22"/>
+          </w:rPr>
+          <w:t>競賽線上報名</w:t>
+        </w:r>
+        <w:proofErr w:type="gramEnd"/>
+        <w:r>
+          <w:rPr>
+            <w:rStyle w:val="af4"/>
+            <w:rFonts w:ascii="標楷體" w:eastAsia="標楷體" w:hAnsi="標楷體" w:cs="Times New Roman"/>
+            <w:color w:val="auto"/>
+            <w:sz w:val="22"/>
+            <w:szCs w:val="22"/>
+          </w:rPr>
+          <w:t>-智慧指向性傳輸</w:t>
+        </w:r>
+        <w:r>
+          <w:rPr>
+            <w:rStyle w:val="af4"/>
+            <w:rFonts w:ascii="標楷體" w:eastAsia="標楷體" w:hAnsi="標楷體" w:cs="Times New Roman" w:hint="eastAsia"/>
+            <w:color w:val="auto"/>
+            <w:sz w:val="22"/>
+            <w:szCs w:val="22"/>
+          </w:rPr>
+          <w:t>暨通訊網路與資訊安全組</w:t>
+        </w:r>
+      </w:hyperlink>
+    </w:p>
+    <w:p>
+      <w:pPr>
+        <w:pStyle w:val="af7"/>
+        <w:spacing w:before="240" w:after="240" w:line="240" w:lineRule="exact"/>
+        <w:ind w:left="482"/>
+        <w:contextualSpacing/>
+        <w:rPr>
+          <w:rFonts w:ascii="標楷體" w:eastAsia="標楷體" w:hAnsi="標楷體" w:cs="Times New Roman" w:hint="eastAsia"/>
+          <w:sz w:val="22"/>
+          <w:szCs w:val="22"/>
+        </w:rPr>
+      </w:pPr>
+      <w:r>
+        <w:rPr>
+          <w:rFonts w:ascii="標楷體" w:eastAsia="標楷體" w:hAnsi="標楷體" w:cs="Times New Roman" w:hint="eastAsia"/>
+          <w:sz w:val="22"/>
+          <w:szCs w:val="22"/>
+        </w:rPr>
+        <w:t>(3)</w:t>
       </w:r>
       <w:bookmarkEnd w:id="8"/>
       <w:bookmarkEnd w:id="9"/>
+      <w:r>
+        <w:rPr>
+          <w:sz w:val="22"/>
+          <w:szCs w:val="22"/>
+        </w:rPr>
+        <w:t xml:space="preserve"> </w:t>
+      </w:r>
+      <w:hyperlink r:id="rId10" w:history="1">
+        <w:r>
+          <w:rPr>
+            <w:rStyle w:val="af4"/>
+            <w:rFonts w:ascii="標楷體" w:eastAsia="標楷體" w:hAnsi="標楷體" w:cs="Times New Roman"/>
+            <w:color w:val="auto"/>
+            <w:sz w:val="22"/>
+            <w:szCs w:val="22"/>
+          </w:rPr>
+          <w:t>2026行動通訊實務</w:t>
+        </w:r>
+        <w:proofErr w:type="gramStart"/>
+        <w:r>
+          <w:rPr>
+            <w:rStyle w:val="af4"/>
+            <w:rFonts w:ascii="標楷體" w:eastAsia="標楷體" w:hAnsi="標楷體" w:cs="Times New Roman"/>
+            <w:color w:val="auto"/>
+            <w:sz w:val="22"/>
+            <w:szCs w:val="22"/>
+          </w:rPr>
+          <w:t>競賽線上報名</w:t>
+        </w:r>
+        <w:proofErr w:type="gramEnd"/>
+        <w:r>
+          <w:rPr>
+            <w:rStyle w:val="af4"/>
+            <w:rFonts w:ascii="標楷體" w:eastAsia="標楷體" w:hAnsi="標楷體" w:cs="Times New Roman"/>
+            <w:color w:val="auto"/>
+            <w:sz w:val="22"/>
+            <w:szCs w:val="22"/>
+          </w:rPr>
+          <w:t>-智慧數位應用組</w:t>
+        </w:r>
+      </w:hyperlink>
     </w:p>
     <w:sectPr>
-      <w:footerReference w:type="default" r:id="rId9"/>
+      <w:footerReference w:type="default" r:id="rId11"/>
       <w:pgSz w:w="11906" w:h="16838"/>
       <w:pgMar w:top="1440" w:right="1800" w:bottom="1440" w:left="1800" w:header="850" w:footer="850" w:gutter="0"/>
       <w:pgNumType w:start="1"/>
